--- a/10/tendencii-razvitiya/Вариант 01.docx
+++ b/10/tendencii-razvitiya/Вариант 01.docx
@@ -85,7 +85,27 @@
     </w:p>
     <w:p>
       <w:r>
+        <w:t>1.1. Зачем нужен посредник...................................3</w:t>
+      </w:r>
+    </w:p>
+    <w:p>
+      <w:r>
+        <w:t>1.2. Основные задачи и интерфейс.............................3</w:t>
+      </w:r>
+    </w:p>
+    <w:p>
+      <w:r>
         <w:t>2. Разделение ресурсов между программами.....................4</w:t>
+      </w:r>
+    </w:p>
+    <w:p>
+      <w:r>
+        <w:t>2.1. Процессор и память......................................4</w:t>
+      </w:r>
+    </w:p>
+    <w:p>
+      <w:r>
+        <w:t>2.2. Права доступа...........................................4</w:t>
       </w:r>
     </w:p>
     <w:p>
@@ -131,7 +151,17 @@
     <w:p/>
     <w:p>
       <w:r>
+        <w:t>1.1. Зачем нужен посредник</w:t>
+      </w:r>
+    </w:p>
+    <w:p>
+      <w:r>
         <w:t>Операционная система — это комплекс программ, который управляет устройствами компьютера и обеспечивает работу остальных программ. Без  неё каждое приложение пришлось бы писать так,   чтобы оно умело общаться  с любой моделью диска, видеокарты и принтера. Операционная система берёт эту работу на себя и предлагает программам единый способ обращения к устройствам.</w:t>
+      </w:r>
+    </w:p>
+    <w:p>
+      <w:r>
+        <w:t>1.2. Основные задачи и интерфейс</w:t>
       </w:r>
     </w:p>
     <w:p>
@@ -155,12 +185,22 @@
     <w:p/>
     <w:p>
       <w:r>
+        <w:t>2.1. Процессор и память</w:t>
+      </w:r>
+    </w:p>
+    <w:p>
+      <w:r>
         <w:t>Современный компьютер выполняет десятки программ одновременно, хотя ядер у процессора немного. Иллюзия одновременности создаётся переключением: система быстро передаёт процессор от одной задачи к другой, и человек не замечает пауз. Такой режим называется многозадачным.</w:t>
       </w:r>
     </w:p>
     <w:p>
       <w:r>
         <w:t>Похожим образом делится и оперативная память. Программа обращается к адресам, которые считает своими, а система переводит их в настоящие адреса микросхем. Благодаря этому сбой одного приложения не портит данные другого, и закрыть зависшую программу можно, не выключая компьютер.</w:t>
+      </w:r>
+    </w:p>
+    <w:p>
+      <w:r>
+        <w:t>2.2. Права доступа</w:t>
       </w:r>
     </w:p>
     <w:p>
